--- a/report_template/template_main/tCRC25_rummage_QLYY_v1.2.2.docx
+++ b/report_template/template_main/tCRC25_rummage_QLYY_v1.2.2.docx
@@ -38278,23 +38278,57 @@
           <w:sz w:val="17"/>
           <w:szCs w:val="17"/>
         </w:rPr>
-        <w:t>CMG</w:t>
-      </w:r>
+        <w:t>CMG_cn</w:t>
+      </w:r>
+      <w:proofErr w:type="spellEnd"/>
       <w:r>
         <w:rPr>
           <w:rFonts w:ascii="思源黑体 CN Normal" w:eastAsia="思源黑体 CN Normal" w:hAnsi="思源黑体 CN Normal"/>
           <w:sz w:val="17"/>
           <w:szCs w:val="17"/>
         </w:rPr>
-        <w:t>_cn</w:t>
-      </w:r>
-      <w:proofErr w:type="spellEnd"/>
+        <w:t>}}</w:t>
+      </w:r>
+      <w:r>
+        <w:rPr>
+          <w:rFonts w:ascii="思源黑体 CN Normal" w:eastAsia="思源黑体 CN Normal" w:hAnsi="思源黑体 CN Normal" w:hint="eastAsia"/>
+          <w:sz w:val="17"/>
+          <w:szCs w:val="17"/>
+        </w:rPr>
+        <w:t>（ACMG）、</w:t>
+      </w:r>
       <w:r>
         <w:rPr>
           <w:rFonts w:ascii="思源黑体 CN Normal" w:eastAsia="思源黑体 CN Normal" w:hAnsi="思源黑体 CN Normal"/>
           <w:sz w:val="17"/>
           <w:szCs w:val="17"/>
         </w:rPr>
+        <w:t>{{</w:t>
+      </w:r>
+      <w:proofErr w:type="spellStart"/>
+      <w:r>
+        <w:rPr>
+          <w:rFonts w:ascii="思源黑体 CN Normal" w:eastAsia="思源黑体 CN Normal" w:hAnsi="思源黑体 CN Normal"/>
+          <w:sz w:val="17"/>
+          <w:szCs w:val="17"/>
+        </w:rPr>
+        <w:t>sample.association.A</w:t>
+      </w:r>
+      <w:r>
+        <w:rPr>
+          <w:rFonts w:ascii="思源黑体 CN Normal" w:eastAsia="思源黑体 CN Normal" w:hAnsi="思源黑体 CN Normal"/>
+          <w:sz w:val="17"/>
+          <w:szCs w:val="17"/>
+        </w:rPr>
+        <w:t>SCO_cn</w:t>
+      </w:r>
+      <w:proofErr w:type="spellEnd"/>
+      <w:r>
+        <w:rPr>
+          <w:rFonts w:ascii="思源黑体 CN Normal" w:eastAsia="思源黑体 CN Normal" w:hAnsi="思源黑体 CN Normal"/>
+          <w:sz w:val="17"/>
+          <w:szCs w:val="17"/>
+        </w:rPr>
         <w:t>}}</w:t>
       </w:r>
       <w:r>
@@ -38303,7 +38337,7 @@
           <w:sz w:val="17"/>
           <w:szCs w:val="17"/>
         </w:rPr>
-        <w:t>（ACMG）、</w:t>
+        <w:t>（ASCO）和</w:t>
       </w:r>
       <w:r>
         <w:rPr>
@@ -38320,7 +38354,7 @@
           <w:sz w:val="17"/>
           <w:szCs w:val="17"/>
         </w:rPr>
-        <w:t>sample.association.A</w:t>
+        <w:t>sample.association.</w:t>
       </w:r>
       <w:r>
         <w:rPr>
@@ -38328,23 +38362,49 @@
           <w:sz w:val="17"/>
           <w:szCs w:val="17"/>
         </w:rPr>
-        <w:t>SCO</w:t>
-      </w:r>
+        <w:t>CAP_cn</w:t>
+      </w:r>
+      <w:proofErr w:type="spellEnd"/>
       <w:r>
         <w:rPr>
           <w:rFonts w:ascii="思源黑体 CN Normal" w:eastAsia="思源黑体 CN Normal" w:hAnsi="思源黑体 CN Normal"/>
           <w:sz w:val="17"/>
           <w:szCs w:val="17"/>
         </w:rPr>
-        <w:t>_cn</w:t>
-      </w:r>
-      <w:proofErr w:type="spellEnd"/>
+        <w:t>}}</w:t>
+      </w:r>
+      <w:r>
+        <w:rPr>
+          <w:rFonts w:ascii="思源黑体 CN Normal" w:eastAsia="思源黑体 CN Normal" w:hAnsi="思源黑体 CN Normal" w:hint="eastAsia"/>
+          <w:sz w:val="17"/>
+          <w:szCs w:val="17"/>
+        </w:rPr>
+        <w:t>（CAP）共同参与制定的</w:t>
+      </w:r>
       <w:r>
         <w:rPr>
           <w:rFonts w:ascii="思源黑体 CN Normal" w:eastAsia="思源黑体 CN Normal" w:hAnsi="思源黑体 CN Normal"/>
           <w:sz w:val="17"/>
           <w:szCs w:val="17"/>
         </w:rPr>
+        <w:t>{{</w:t>
+      </w:r>
+      <w:proofErr w:type="spellStart"/>
+      <w:r>
+        <w:rPr>
+          <w:rFonts w:ascii="思源黑体 CN Normal" w:eastAsia="思源黑体 CN Normal" w:hAnsi="思源黑体 CN Normal"/>
+          <w:sz w:val="17"/>
+          <w:szCs w:val="17"/>
+        </w:rPr>
+        <w:t>sample.guideline.tumor_var</w:t>
+      </w:r>
+      <w:proofErr w:type="spellEnd"/>
+      <w:r>
+        <w:rPr>
+          <w:rFonts w:ascii="思源黑体 CN Normal" w:eastAsia="思源黑体 CN Normal" w:hAnsi="思源黑体 CN Normal"/>
+          <w:sz w:val="17"/>
+          <w:szCs w:val="17"/>
+        </w:rPr>
         <w:t>}}</w:t>
       </w:r>
       <w:r>
@@ -38353,7 +38413,7 @@
           <w:sz w:val="17"/>
           <w:szCs w:val="17"/>
         </w:rPr>
-        <w:t>（ASCO）和</w:t>
+        <w:t>与中国专家共识</w:t>
       </w:r>
       <w:r>
         <w:rPr>
@@ -38370,31 +38430,15 @@
           <w:sz w:val="17"/>
           <w:szCs w:val="17"/>
         </w:rPr>
-        <w:t>sample.association.</w:t>
-      </w:r>
+        <w:t>sample.guideline.ngs_clinic_report_inter</w:t>
+      </w:r>
+      <w:proofErr w:type="spellEnd"/>
       <w:r>
         <w:rPr>
           <w:rFonts w:ascii="思源黑体 CN Normal" w:eastAsia="思源黑体 CN Normal" w:hAnsi="思源黑体 CN Normal"/>
           <w:sz w:val="17"/>
           <w:szCs w:val="17"/>
         </w:rPr>
-        <w:t>CAP</w:t>
-      </w:r>
-      <w:r>
-        <w:rPr>
-          <w:rFonts w:ascii="思源黑体 CN Normal" w:eastAsia="思源黑体 CN Normal" w:hAnsi="思源黑体 CN Normal"/>
-          <w:sz w:val="17"/>
-          <w:szCs w:val="17"/>
-        </w:rPr>
-        <w:t>_cn</w:t>
-      </w:r>
-      <w:proofErr w:type="spellEnd"/>
-      <w:r>
-        <w:rPr>
-          <w:rFonts w:ascii="思源黑体 CN Normal" w:eastAsia="思源黑体 CN Normal" w:hAnsi="思源黑体 CN Normal"/>
-          <w:sz w:val="17"/>
-          <w:szCs w:val="17"/>
-        </w:rPr>
         <w:t>}}</w:t>
       </w:r>
       <w:r>
@@ -38403,41 +38447,7 @@
           <w:sz w:val="17"/>
           <w:szCs w:val="17"/>
         </w:rPr>
-        <w:t>（CAP）共同参与制定的</w:t>
-      </w:r>
-      <w:r>
-        <w:rPr>
-          <w:rFonts w:ascii="思源黑体 CN Normal" w:eastAsia="思源黑体 CN Normal" w:hAnsi="思源黑体 CN Normal"/>
-          <w:sz w:val="17"/>
-          <w:szCs w:val="17"/>
-        </w:rPr>
-        <w:t>{{</w:t>
-      </w:r>
-      <w:proofErr w:type="spellStart"/>
-      <w:r>
-        <w:rPr>
-          <w:rFonts w:ascii="思源黑体 CN Normal" w:eastAsia="思源黑体 CN Normal" w:hAnsi="思源黑体 CN Normal"/>
-          <w:sz w:val="17"/>
-          <w:szCs w:val="17"/>
-        </w:rPr>
-        <w:t>sample.guideline.tumor_var</w:t>
-      </w:r>
-      <w:proofErr w:type="spellEnd"/>
-      <w:r>
-        <w:rPr>
-          <w:rFonts w:ascii="思源黑体 CN Normal" w:eastAsia="思源黑体 CN Normal" w:hAnsi="思源黑体 CN Normal"/>
-          <w:sz w:val="17"/>
-          <w:szCs w:val="17"/>
-        </w:rPr>
-        <w:t>}}</w:t>
-      </w:r>
-      <w:r>
-        <w:rPr>
-          <w:rFonts w:ascii="思源黑体 CN Normal" w:eastAsia="思源黑体 CN Normal" w:hAnsi="思源黑体 CN Normal" w:hint="eastAsia"/>
-          <w:sz w:val="17"/>
-          <w:szCs w:val="17"/>
-        </w:rPr>
-        <w:t>与中国专家共识《二代测序临床报告解读指引》，根据生物标志物在诊断、治疗和预后的证据级别，将</w:t>
+        <w:t>，根据生物标志物在诊断、治疗和预后的证据级别，将</w:t>
       </w:r>
       <w:r>
         <w:rPr>
